--- a/docs/BaoCao.docx
+++ b/docs/BaoCao.docx
@@ -2,10 +2,11 @@
 <file path=word/document.xml><?xml version="1.0" encoding="utf-8"?>
 <w:document xmlns:wpc="http://schemas.microsoft.com/office/word/2010/wordprocessingCanvas" xmlns:cx="http://schemas.microsoft.com/office/drawing/2014/chartex" xmlns:cx1="http://schemas.microsoft.com/office/drawing/2015/9/8/chartex" xmlns:cx2="http://schemas.microsoft.com/office/drawing/2015/10/21/chartex" xmlns:cx3="http://schemas.microsoft.com/office/drawing/2016/5/9/chartex" xmlns:cx4="http://schemas.microsoft.com/office/drawing/2016/5/10/chartex" xmlns:cx5="http://schemas.microsoft.com/office/drawing/2016/5/11/chartex" xmlns:cx6="http://schemas.microsoft.com/office/drawing/2016/5/12/chartex" xmlns:cx7="http://schemas.microsoft.com/office/drawing/2016/5/13/chartex" xmlns:cx8="http://schemas.microsoft.com/office/drawing/2016/5/14/chartex" xmlns:mc="http://schemas.openxmlformats.org/markup-compatibility/2006" xmlns:aink="http://schemas.microsoft.com/office/drawing/2016/ink" xmlns:am3d="http://schemas.microsoft.com/office/drawing/2017/model3d" xmlns:o="urn:schemas-microsoft-com:office:office" xmlns:oel="http://schemas.microsoft.com/office/2019/extlst" xmlns:r="http://schemas.openxmlformats.org/officeDocument/2006/relationships" xmlns:m="http://schemas.openxmlformats.org/officeDocument/2006/math" xmlns:v="urn:schemas-microsoft-com:vml" xmlns:wp14="http://schemas.microsoft.com/office/word/2010/wordprocessingDrawing" xmlns:wp="http://schemas.openxmlformats.org/drawingml/2006/wordprocessingDrawing" xmlns:w10="urn:schemas-microsoft-com:office:word" xmlns:w="http://schemas.openxmlformats.org/wordprocessingml/2006/main" xmlns:w14="http://schemas.microsoft.com/office/word/2010/wordml" xmlns:w15="http://schemas.microsoft.com/office/word/2012/wordml" xmlns:w16cex="http://schemas.microsoft.com/office/word/2018/wordml/cex" xmlns:w16cid="http://schemas.microsoft.com/office/word/2016/wordml/cid" xmlns:w16="http://schemas.microsoft.com/office/word/2018/wordml" xmlns:w16du="http://schemas.microsoft.com/office/word/2023/wordml/word16du" xmlns:w16sdtdh="http://schemas.microsoft.com/office/word/2020/wordml/sdtdatahash" xmlns:w16sdtfl="http://schemas.microsoft.com/office/word/2024/wordml/sdtformatlock" xmlns:w16se="http://schemas.microsoft.com/office/word/2015/wordml/symex" xmlns:wpg="http://schemas.microsoft.com/office/word/2010/wordprocessingGroup" xmlns:wpi="http://schemas.microsoft.com/office/word/2010/wordprocessingInk" xmlns:wne="http://schemas.microsoft.com/office/word/2006/wordml" xmlns:wps="http://schemas.microsoft.com/office/word/2010/wordprocessingShape" mc:Ignorable="w14 w15 w16se w16cid w16 w16cex w16sdtdh w16sdtfl w16du wp14">
   <w:body>
-    <w:p/>
-    <w:p/>
-    <w:p/>
-    <w:p/>
+    <w:p>
+      <w:pPr>
+        <w:spacing w:after="0"/>
+      </w:pPr>
+    </w:p>
     <w:p>
       <w:pPr>
         <w:spacing w:after="40"/>
@@ -13,24 +14,27 @@
       </w:pPr>
       <w:r>
         <w:rPr>
+          <w:color w:val="333333"/>
+        </w:rPr>
+        <w:t>BỘ GIÁO DỤC VÀ ĐÀO TẠO</w:t>
+      </w:r>
+    </w:p>
+    <w:p>
+      <w:pPr>
+        <w:spacing w:after="40"/>
+        <w:jc w:val="center"/>
+      </w:pPr>
+      <w:r>
+        <w:rPr>
           <w:b/>
           <w:color w:val="002A52"/>
           <w:sz w:val="32"/>
         </w:rPr>
-        <w:t xml:space="preserve">TRƯỜNG </w:t>
-      </w:r>
-      <w:r>
-        <w:rPr>
-          <w:b/>
-          <w:color w:val="002A52"/>
-          <w:sz w:val="32"/>
-        </w:rPr>
-        <w:t>CAO ĐẲNG VIỆT MỸ</w:t>
+        <w:t>TRƯỜNG CAO ĐẲNG VIỆT MỸ</w:t>
       </w:r>
     </w:p>
     <w:p>
       <w:pPr>
-        <w:spacing w:after="480"/>
         <w:jc w:val="center"/>
       </w:pPr>
       <w:r>
@@ -42,19 +46,22 @@
         <w:t>BỘ MÔN LẬP TRÌNH C# 3</w:t>
       </w:r>
     </w:p>
-    <w:p/>
-    <w:p/>
-    <w:p/>
+    <w:p>
+      <w:pPr>
+        <w:spacing w:after="0"/>
+      </w:pPr>
+    </w:p>
     <w:p>
       <w:pPr>
         <w:pBdr>
           <w:bottom w:val="single" w:sz="12" w:space="8" w:color="002A52"/>
         </w:pBdr>
-        <w:jc w:val="center"/>
+        <w:spacing w:before="400" w:after="120"/>
       </w:pPr>
     </w:p>
     <w:p>
       <w:pPr>
+        <w:spacing w:before="200" w:after="120"/>
         <w:jc w:val="center"/>
       </w:pPr>
       <w:r>
@@ -68,18 +75,21 @@
     </w:p>
     <w:p>
       <w:pPr>
+        <w:spacing w:before="80" w:after="200"/>
         <w:jc w:val="center"/>
       </w:pPr>
       <w:r>
         <w:rPr>
+          <w:i/>
           <w:color w:val="0066B2"/>
-          <w:sz w:val="40"/>
-        </w:rPr>
-        <w:t>Thiết kế Web bán hàng</w:t>
+          <w:sz w:val="36"/>
+        </w:rPr>
+        <w:t>Đề tài: Thiết kế Web bán hàng</w:t>
       </w:r>
     </w:p>
     <w:p>
       <w:pPr>
+        <w:spacing w:after="120"/>
         <w:jc w:val="center"/>
       </w:pPr>
       <w:r>
@@ -96,12 +106,104 @@
         <w:pBdr>
           <w:top w:val="single" w:sz="12" w:space="8" w:color="002A52"/>
         </w:pBdr>
+        <w:spacing w:before="120" w:after="400"/>
+        <w:jc w:val="center"/>
+        <w:rPr>
+          <w:color w:val="0066B2"/>
+          <w:sz w:val="28"/>
+        </w:rPr>
+      </w:pPr>
+    </w:p>
+    <w:p>
+      <w:pPr>
+        <w:pBdr>
+          <w:top w:val="single" w:sz="12" w:space="8" w:color="002A52"/>
+        </w:pBdr>
+        <w:spacing w:before="120" w:after="400"/>
         <w:jc w:val="center"/>
       </w:pPr>
     </w:p>
-    <w:p/>
-    <w:p/>
-    <w:p/>
+    <w:p>
+      <w:pPr>
+        <w:spacing w:after="0"/>
+        <w:jc w:val="center"/>
+      </w:pPr>
+      <w:r>
+        <w:rPr>
+          <w:color w:val="333333"/>
+          <w:sz w:val="28"/>
+        </w:rPr>
+        <w:t>Giảng viên hướng dẫn:</w:t>
+      </w:r>
+      <w:r>
+        <w:rPr>
+          <w:color w:val="333333"/>
+          <w:sz w:val="28"/>
+        </w:rPr>
+        <w:t xml:space="preserve"> Ngụy Nguyễn Uy Vũ</w:t>
+      </w:r>
+    </w:p>
+    <w:p>
+      <w:pPr>
+        <w:spacing w:after="0"/>
+        <w:jc w:val="center"/>
+      </w:pPr>
+      <w:r>
+        <w:rPr>
+          <w:color w:val="333333"/>
+          <w:sz w:val="28"/>
+        </w:rPr>
+        <w:t>Sinh</w:t>
+      </w:r>
+      <w:r>
+        <w:rPr>
+          <w:color w:val="333333"/>
+          <w:sz w:val="28"/>
+        </w:rPr>
+        <w:t xml:space="preserve"> </w:t>
+      </w:r>
+      <w:r>
+        <w:rPr>
+          <w:color w:val="333333"/>
+          <w:sz w:val="28"/>
+        </w:rPr>
+        <w:t xml:space="preserve">viên thực hiện: </w:t>
+      </w:r>
+      <w:r>
+        <w:rPr>
+          <w:color w:val="333333"/>
+          <w:sz w:val="28"/>
+        </w:rPr>
+        <w:t>Trần Tuấn Kiệt</w:t>
+      </w:r>
+    </w:p>
+    <w:p>
+      <w:pPr>
+        <w:spacing w:after="0"/>
+        <w:jc w:val="center"/>
+        <w:rPr>
+          <w:i/>
+          <w:color w:val="333333"/>
+        </w:rPr>
+      </w:pPr>
+      <w:r>
+        <w:rPr>
+          <w:i/>
+          <w:color w:val="333333"/>
+        </w:rPr>
+        <w:t>TP. Hồ Chí Minh, năm 2026</w:t>
+      </w:r>
+    </w:p>
+    <w:p>
+      <w:pPr>
+        <w:spacing w:after="120"/>
+        <w:jc w:val="center"/>
+        <w:rPr>
+          <w:i/>
+          <w:color w:val="333333"/>
+        </w:rPr>
+      </w:pPr>
+    </w:p>
     <w:tbl>
       <w:tblPr>
         <w:tblW w:w="0" w:type="auto"/>
@@ -166,7 +268,23 @@
                 <w:color w:val="002A52"/>
                 <w:sz w:val="24"/>
               </w:rPr>
-              <w:t>CSDL:</w:t>
+              <w:t>C</w:t>
+            </w:r>
+            <w:r>
+              <w:rPr>
+                <w:b/>
+                <w:color w:val="002A52"/>
+                <w:sz w:val="24"/>
+              </w:rPr>
+              <w:t>ơ sở dữ liệu</w:t>
+            </w:r>
+            <w:r>
+              <w:rPr>
+                <w:b/>
+                <w:color w:val="002A52"/>
+                <w:sz w:val="24"/>
+              </w:rPr>
+              <w:t>:</w:t>
             </w:r>
           </w:p>
         </w:tc>
@@ -179,7 +297,19 @@
               <w:rPr>
                 <w:sz w:val="24"/>
               </w:rPr>
-              <w:t>PostgreSQL + Entity Framework Core</w:t>
+              <w:t>Entity Framework Core</w:t>
+            </w:r>
+            <w:r>
+              <w:rPr>
+                <w:sz w:val="24"/>
+              </w:rPr>
+              <w:t xml:space="preserve">, </w:t>
+            </w:r>
+            <w:r>
+              <w:rPr>
+                <w:sz w:val="24"/>
+              </w:rPr>
+              <w:t>PostgreSQL (Neon)</w:t>
             </w:r>
           </w:p>
         </w:tc>
@@ -215,7 +345,31 @@
               <w:rPr>
                 <w:sz w:val="24"/>
               </w:rPr>
-              <w:t>Razor View + Tailwind CSS + DaisyUI</w:t>
+              <w:t>Razor View</w:t>
+            </w:r>
+            <w:r>
+              <w:rPr>
+                <w:sz w:val="24"/>
+              </w:rPr>
+              <w:t>,</w:t>
+            </w:r>
+            <w:r>
+              <w:rPr>
+                <w:sz w:val="24"/>
+              </w:rPr>
+              <w:t xml:space="preserve"> Tailwind CSS</w:t>
+            </w:r>
+            <w:r>
+              <w:rPr>
+                <w:sz w:val="24"/>
+              </w:rPr>
+              <w:t>,</w:t>
+            </w:r>
+            <w:r>
+              <w:rPr>
+                <w:sz w:val="24"/>
+              </w:rPr>
+              <w:t xml:space="preserve"> DaisyUI</w:t>
             </w:r>
           </w:p>
         </w:tc>
@@ -251,7 +405,37 @@
               <w:rPr>
                 <w:sz w:val="24"/>
               </w:rPr>
-              <w:t>C# / HTML / CSS / JavaScript</w:t>
+              <w:t>C#</w:t>
+            </w:r>
+            <w:r>
+              <w:rPr>
+                <w:sz w:val="24"/>
+              </w:rPr>
+              <w:t>,</w:t>
+            </w:r>
+            <w:r>
+              <w:rPr>
+                <w:sz w:val="24"/>
+              </w:rPr>
+              <w:t xml:space="preserve"> JavaScript</w:t>
+            </w:r>
+            <w:r>
+              <w:rPr>
+                <w:sz w:val="24"/>
+              </w:rPr>
+              <w:t>, HTML</w:t>
+            </w:r>
+            <w:r>
+              <w:rPr>
+                <w:sz w:val="24"/>
+              </w:rPr>
+              <w:t>,</w:t>
+            </w:r>
+            <w:r>
+              <w:rPr>
+                <w:sz w:val="24"/>
+              </w:rPr>
+              <w:t xml:space="preserve"> CSS</w:t>
             </w:r>
           </w:p>
         </w:tc>
@@ -263,6 +447,7 @@
         <w:pBdr>
           <w:bottom w:val="single" w:sz="8" w:space="4" w:color="002A52"/>
         </w:pBdr>
+        <w:jc w:val="center"/>
       </w:pPr>
       <w:r>
         <w:rPr>
@@ -272,6 +457,15 @@
         <w:lastRenderedPageBreak/>
         <w:t>MỤC LỤC</w:t>
       </w:r>
+    </w:p>
+    <w:p>
+      <w:pPr>
+        <w:spacing w:after="40"/>
+        <w:rPr>
+          <w:b/>
+          <w:color w:val="002A52"/>
+        </w:rPr>
+      </w:pPr>
     </w:p>
     <w:p>
       <w:pPr>
@@ -1097,15 +1291,7 @@
           <w:sz w:val="16"/>
         </w:rPr>
         <w:lastRenderedPageBreak/>
-        <w:t xml:space="preserve">                    </w:t>
-      </w:r>
-      <w:r>
-        <w:rPr>
-          <w:rFonts w:ascii="Consolas" w:hAnsi="Consolas"/>
-          <w:color w:val="282828"/>
-          <w:sz w:val="16"/>
-        </w:rPr>
-        <w:t xml:space="preserve">  │  ┌──────────┐  ┌──────────────┐</w:t>
+        <w:t xml:space="preserve">                      │  ┌──────────┐  ┌──────────────┐</w:t>
       </w:r>
       <w:r>
         <w:rPr>
@@ -10764,6 +10950,7 @@
               <w:rPr>
                 <w:sz w:val="22"/>
               </w:rPr>
+              <w:lastRenderedPageBreak/>
               <w:t>UC18</w:t>
             </w:r>
           </w:p>
@@ -11677,7 +11864,7 @@
         <w:t xml:space="preserve">View: </w:t>
       </w:r>
       <w:r>
-        <w:t>Razor View (.cshtml) kết hợp Tailwind CSS + DaisyUI. Sử dụng Layout chung (_Layout.cshtml cho storefront, _AdminLayout.cshtml cho admin panel).</w:t>
+        <w:t>Razor View (.cshtml) kết hợp Tailwind CSS + DaisyUI. Sử dụng Layout chung (_Layout.cshtml cho storefront, _AdminLayout.cshtml cho admin panel). Admin panel sử dụng ASP.NET Core Areas (Areas/Admin/) để tách biệt code quản trị khỏi storefront). Admin area sử dụng ASP.NET Core Areas pattern (Areas/Admin/).</w:t>
       </w:r>
     </w:p>
     <w:p>
@@ -11732,7 +11919,7 @@
           <w:sz w:val="16"/>
         </w:rPr>
         <w:br/>
-        <w:t>├── Controllers/                       # Xử lý request</w:t>
+        <w:t>├── Areas/</w:t>
       </w:r>
       <w:r>
         <w:rPr>
@@ -11741,7 +11928,7 @@
           <w:sz w:val="16"/>
         </w:rPr>
         <w:br/>
-        <w:t>│   ├── HomeController.cs              # Trang chủ (featured, new arrivals)</w:t>
+        <w:t>│   └── Admin/                         # Admin area (ASP.NET Core Areas)</w:t>
       </w:r>
       <w:r>
         <w:rPr>
@@ -11750,7 +11937,7 @@
           <w:sz w:val="16"/>
         </w:rPr>
         <w:br/>
-        <w:t>│   ├── ProductController.cs           # Danh sách, chi tiết, tìm kiếm SP</w:t>
+        <w:t>│       ├── Controllers/</w:t>
       </w:r>
       <w:r>
         <w:rPr>
@@ -11759,7 +11946,7 @@
           <w:sz w:val="16"/>
         </w:rPr>
         <w:br/>
-        <w:t>│   ├── CartController.cs              # Giỏ hàng (Add, Update, Remove, Count)</w:t>
+        <w:t>│       │   ├── DashboardController.cs # Dashboard thống kê</w:t>
       </w:r>
       <w:r>
         <w:rPr>
@@ -11768,7 +11955,7 @@
           <w:sz w:val="16"/>
         </w:rPr>
         <w:br/>
-        <w:t>│   ├── OrderController.cs             # Checkout, lịch sử, chi tiết đơn</w:t>
+        <w:t>│       │   ├── ProductController.cs   # CRUD SP + upload Cloudinary</w:t>
       </w:r>
       <w:r>
         <w:rPr>
@@ -11777,7 +11964,7 @@
           <w:sz w:val="16"/>
         </w:rPr>
         <w:br/>
-        <w:t>│   ├── AccountController.cs           # Đăng ký, đăng nhập, hồ sơ, đổi MK</w:t>
+        <w:t>│       │   ├── CategoryController.cs  # CRUD danh mục</w:t>
       </w:r>
       <w:r>
         <w:rPr>
@@ -11786,7 +11973,7 @@
           <w:sz w:val="16"/>
         </w:rPr>
         <w:br/>
-        <w:t>│   ├── AdminController.cs             # Dashboard thống kê</w:t>
+        <w:t>│       │   ├── OrderController.cs     # Quản lý + cập nhật trạng thái đơn</w:t>
       </w:r>
       <w:r>
         <w:rPr>
@@ -11795,7 +11982,6 @@
           <w:sz w:val="16"/>
         </w:rPr>
         <w:br/>
-        <w:t>│   ├── AdminProductController.cs      # CRUD SP + upload Cloudinary</w:t>
       </w:r>
       <w:r>
         <w:rPr>
@@ -11803,8 +11989,8 @@
           <w:color w:val="282828"/>
           <w:sz w:val="16"/>
         </w:rPr>
-        <w:br/>
-        <w:t>│   ├── AdminCategoryController.cs     # CRUD danh mục</w:t>
+        <w:lastRenderedPageBreak/>
+        <w:t>│       │   ├── UserController.cs      # Quản lý user + phân quyền</w:t>
       </w:r>
       <w:r>
         <w:rPr>
@@ -11813,7 +11999,7 @@
           <w:sz w:val="16"/>
         </w:rPr>
         <w:br/>
-        <w:t>│   ├── AdminOrderController.cs        # Quản lý + cập nhật trạng thái đơn</w:t>
+        <w:t>│       │   ├── VoucherController.cs   # CRUD voucher/mã giảm giá</w:t>
       </w:r>
       <w:r>
         <w:rPr>
@@ -11822,6 +12008,7 @@
           <w:sz w:val="16"/>
         </w:rPr>
         <w:br/>
+        <w:t>│       │   └── ConfigController.cs    # Cấu hình cửa hàng</w:t>
       </w:r>
       <w:r>
         <w:rPr>
@@ -11829,8 +12016,8 @@
           <w:color w:val="282828"/>
           <w:sz w:val="16"/>
         </w:rPr>
-        <w:lastRenderedPageBreak/>
-        <w:t>│   ├── AdminUserController.cs         # Quản lý user + phân quyền</w:t>
+        <w:br/>
+        <w:t>│       └── Views/</w:t>
       </w:r>
       <w:r>
         <w:rPr>
@@ -11839,7 +12026,7 @@
           <w:sz w:val="16"/>
         </w:rPr>
         <w:br/>
-        <w:t>│   ├── AdminVoucherController.cs      # CRUD voucher/mã giảm giá</w:t>
+        <w:t>│           ├── Shared/_AdminLayout.cshtml</w:t>
       </w:r>
       <w:r>
         <w:rPr>
@@ -11848,7 +12035,7 @@
           <w:sz w:val="16"/>
         </w:rPr>
         <w:br/>
-        <w:t>│   └── AdminConfigController.cs       # Cấu hình cửa hàng</w:t>
+        <w:t>│           ├── Dashboard/, Product/, Category/</w:t>
       </w:r>
       <w:r>
         <w:rPr>
@@ -11857,7 +12044,7 @@
           <w:sz w:val="16"/>
         </w:rPr>
         <w:br/>
-        <w:t>├── Models/                            # Entities + ViewModels</w:t>
+        <w:t>│           ├── Order/, User/, Voucher/, Config/</w:t>
       </w:r>
       <w:r>
         <w:rPr>
@@ -11866,7 +12053,7 @@
           <w:sz w:val="16"/>
         </w:rPr>
         <w:br/>
-        <w:t>│   ├── Product.cs, Category.cs, Cart.cs, Order.cs, Voucher.cs...</w:t>
+        <w:t>│           ├── _ViewImports.cshtml</w:t>
       </w:r>
       <w:r>
         <w:rPr>
@@ -11875,7 +12062,7 @@
           <w:sz w:val="16"/>
         </w:rPr>
         <w:br/>
-        <w:t>│   └── ViewModels/</w:t>
+        <w:t>│           └── _ViewStart.cshtml</w:t>
       </w:r>
       <w:r>
         <w:rPr>
@@ -11884,7 +12071,7 @@
           <w:sz w:val="16"/>
         </w:rPr>
         <w:br/>
-        <w:t>│       ├── LoginViewModel.cs, RegisterViewModel.cs</w:t>
+        <w:t>├── Controllers/                       # Xử lý request (storefront)</w:t>
       </w:r>
       <w:r>
         <w:rPr>
@@ -11893,7 +12080,7 @@
           <w:sz w:val="16"/>
         </w:rPr>
         <w:br/>
-        <w:t>│       ├── ProfileViewModel.cs, CheckoutViewModel.cs</w:t>
+        <w:t>│   ├── HomeController.cs              # Trang chủ (featured, new arrivals)</w:t>
       </w:r>
       <w:r>
         <w:rPr>
@@ -11902,7 +12089,7 @@
           <w:sz w:val="16"/>
         </w:rPr>
         <w:br/>
-        <w:t>│       └── ProductFormViewModel.cs</w:t>
+        <w:t>│   ├── ProductController.cs           # Danh sách, chi tiết, tìm kiếm SP</w:t>
       </w:r>
       <w:r>
         <w:rPr>
@@ -11911,7 +12098,7 @@
           <w:sz w:val="16"/>
         </w:rPr>
         <w:br/>
-        <w:t>├── Views/                             # Razor Views</w:t>
+        <w:t>│   ├── CartController.cs              # Giỏ hàng (Add, Update, Remove, Count)</w:t>
       </w:r>
       <w:r>
         <w:rPr>
@@ -11920,7 +12107,7 @@
           <w:sz w:val="16"/>
         </w:rPr>
         <w:br/>
-        <w:t>│   ├── Shared/_Layout.cshtml          # Layout khách hàng</w:t>
+        <w:t>│   ├── OrderController.cs             # Checkout, lịch sử, chi tiết đơn</w:t>
       </w:r>
       <w:r>
         <w:rPr>
@@ -11929,7 +12116,7 @@
           <w:sz w:val="16"/>
         </w:rPr>
         <w:br/>
-        <w:t>│   ├── Shared/_AdminLayout.cshtml     # Layout admin</w:t>
+        <w:t>│   └── AccountController.cs           # Đăng ký, đăng nhập, hồ sơ, đổi MK</w:t>
       </w:r>
       <w:r>
         <w:rPr>
@@ -11938,7 +12125,7 @@
           <w:sz w:val="16"/>
         </w:rPr>
         <w:br/>
-        <w:t>│   ├── Home/, Product/, Cart/, Order/, Account/</w:t>
+        <w:t>├── Models/                            # Entities + ViewModels</w:t>
       </w:r>
       <w:r>
         <w:rPr>
@@ -11947,7 +12134,7 @@
           <w:sz w:val="16"/>
         </w:rPr>
         <w:br/>
-        <w:t>│   └── Admin*/ (Product, Category, Order, User, Voucher, Config)</w:t>
+        <w:t>│   ├── Product.cs, Category.cs, Cart.cs, Order.cs, Voucher.cs...</w:t>
       </w:r>
       <w:r>
         <w:rPr>
@@ -11956,7 +12143,7 @@
           <w:sz w:val="16"/>
         </w:rPr>
         <w:br/>
-        <w:t>├── Data/                              # Database layer</w:t>
+        <w:t>│   └── ViewModels/</w:t>
       </w:r>
       <w:r>
         <w:rPr>
@@ -11965,7 +12152,7 @@
           <w:sz w:val="16"/>
         </w:rPr>
         <w:br/>
-        <w:t>│   ├── ApplicationDbContext.cs        # DbContext + Fluent API config</w:t>
+        <w:t>│       ├── LoginViewModel.cs, RegisterViewModel.cs</w:t>
       </w:r>
       <w:r>
         <w:rPr>
@@ -11974,7 +12161,7 @@
           <w:sz w:val="16"/>
         </w:rPr>
         <w:br/>
-        <w:t>│   ├── SeedData.cs                    # Seed users &amp; roles (runtime)</w:t>
+        <w:t>│       ├── ProfileViewModel.cs, CheckoutViewModel.cs</w:t>
       </w:r>
       <w:r>
         <w:rPr>
@@ -11983,7 +12170,7 @@
           <w:sz w:val="16"/>
         </w:rPr>
         <w:br/>
-        <w:t>│   ├── ProductSeeder.cs               # Seed 56 SP từ JSON (runtime)</w:t>
+        <w:t>│       └── ProductFormViewModel.cs</w:t>
       </w:r>
       <w:r>
         <w:rPr>
@@ -11992,7 +12179,7 @@
           <w:sz w:val="16"/>
         </w:rPr>
         <w:br/>
-        <w:t>│   ├── products-seed.json             # Dữ liệu 56 sản phẩm</w:t>
+        <w:t>├── Views/                             # Razor Views (storefront)</w:t>
       </w:r>
       <w:r>
         <w:rPr>
@@ -12001,7 +12188,7 @@
           <w:sz w:val="16"/>
         </w:rPr>
         <w:br/>
-        <w:t>│   └── Seeds/                         # EF HasData seeds</w:t>
+        <w:t>│   ├── Shared/_Layout.cshtml          # Layout khách hàng</w:t>
       </w:r>
       <w:r>
         <w:rPr>
@@ -12010,7 +12197,7 @@
           <w:sz w:val="16"/>
         </w:rPr>
         <w:br/>
-        <w:t>│       ├── CategorySeed.cs, VoucherSeed.cs, ShopConfigSeed.cs</w:t>
+        <w:t>│   └── Home/, Product/, Cart/, Order/, Account/</w:t>
       </w:r>
       <w:r>
         <w:rPr>
@@ -12019,7 +12206,7 @@
           <w:sz w:val="16"/>
         </w:rPr>
         <w:br/>
-        <w:t>├── Services/</w:t>
+        <w:t>├── Data/                              # Database layer</w:t>
       </w:r>
       <w:r>
         <w:rPr>
@@ -12028,7 +12215,7 @@
           <w:sz w:val="16"/>
         </w:rPr>
         <w:br/>
-        <w:t>│   └── CloudinaryService.cs           # Upload/delete ảnh Cloudinary</w:t>
+        <w:t>│   ├── ApplicationDbContext.cs        # DbContext + Fluent API config</w:t>
       </w:r>
       <w:r>
         <w:rPr>
@@ -12037,7 +12224,7 @@
           <w:sz w:val="16"/>
         </w:rPr>
         <w:br/>
-        <w:t>├── Migrations/                        # EF Core migrations</w:t>
+        <w:t>│   ├── SeedData.cs                    # Seed users &amp; roles (runtime)</w:t>
       </w:r>
       <w:r>
         <w:rPr>
@@ -12046,7 +12233,7 @@
           <w:sz w:val="16"/>
         </w:rPr>
         <w:br/>
-        <w:t>├── wwwroot/                           # Static files (CSS, JS, images)</w:t>
+        <w:t>│   ├── ProductSeeder.cs               # Seed 56 SP từ JSON (runtime)</w:t>
       </w:r>
       <w:r>
         <w:rPr>
@@ -12055,7 +12242,70 @@
           <w:sz w:val="16"/>
         </w:rPr>
         <w:br/>
-        <w:t>└── Program.cs                         # Entry point + DI + middleware</w:t>
+        <w:t>│   ├── products-seed.json             # Dữ liệu 56 sản phẩm</w:t>
+      </w:r>
+      <w:r>
+        <w:rPr>
+          <w:rFonts w:ascii="Consolas" w:hAnsi="Consolas"/>
+          <w:color w:val="282828"/>
+          <w:sz w:val="16"/>
+        </w:rPr>
+        <w:br/>
+        <w:t>│   └── Seeds/                         # EF HasData seeds</w:t>
+      </w:r>
+      <w:r>
+        <w:rPr>
+          <w:rFonts w:ascii="Consolas" w:hAnsi="Consolas"/>
+          <w:color w:val="282828"/>
+          <w:sz w:val="16"/>
+        </w:rPr>
+        <w:br/>
+        <w:t>│       ├── CategorySeed.cs, VoucherSeed.cs, ShopConfigSeed.cs</w:t>
+      </w:r>
+      <w:r>
+        <w:rPr>
+          <w:rFonts w:ascii="Consolas" w:hAnsi="Consolas"/>
+          <w:color w:val="282828"/>
+          <w:sz w:val="16"/>
+        </w:rPr>
+        <w:br/>
+        <w:t>├── Services/</w:t>
+      </w:r>
+      <w:r>
+        <w:rPr>
+          <w:rFonts w:ascii="Consolas" w:hAnsi="Consolas"/>
+          <w:color w:val="282828"/>
+          <w:sz w:val="16"/>
+        </w:rPr>
+        <w:br/>
+        <w:t>│   └── CloudinaryService.cs           # Upload/delete ảnh Cloudinary</w:t>
+      </w:r>
+      <w:r>
+        <w:rPr>
+          <w:rFonts w:ascii="Consolas" w:hAnsi="Consolas"/>
+          <w:color w:val="282828"/>
+          <w:sz w:val="16"/>
+        </w:rPr>
+        <w:br/>
+        <w:t>├── Migrations/                        # EF Core migrations</w:t>
+      </w:r>
+      <w:r>
+        <w:rPr>
+          <w:rFonts w:ascii="Consolas" w:hAnsi="Consolas"/>
+          <w:color w:val="282828"/>
+          <w:sz w:val="16"/>
+        </w:rPr>
+        <w:br/>
+        <w:t>├── wwwroot/                           # Static files (CSS, JS, images)</w:t>
+      </w:r>
+      <w:r>
+        <w:rPr>
+          <w:rFonts w:ascii="Consolas" w:hAnsi="Consolas"/>
+          <w:color w:val="282828"/>
+          <w:sz w:val="16"/>
+        </w:rPr>
+        <w:br/>
+        <w:t>└── Program.cs                         # Entry point + DI + middleware + area routes</w:t>
       </w:r>
     </w:p>
     <w:p>
@@ -12293,7 +12543,14 @@
               <w:rPr>
                 <w:sz w:val="22"/>
               </w:rPr>
-              <w:t>Xác thực, phân quyền, quản lý user/role</w:t>
+              <w:t xml:space="preserve">Xác thực, phân quyền, quản lý </w:t>
+            </w:r>
+            <w:r>
+              <w:rPr>
+                <w:sz w:val="22"/>
+              </w:rPr>
+              <w:lastRenderedPageBreak/>
+              <w:t>user/role</w:t>
             </w:r>
           </w:p>
         </w:tc>
@@ -12313,6 +12570,7 @@
               <w:rPr>
                 <w:sz w:val="22"/>
               </w:rPr>
+              <w:lastRenderedPageBreak/>
               <w:t>PostgreSQL</w:t>
             </w:r>
           </w:p>
@@ -12459,7 +12717,6 @@
               <w:rPr>
                 <w:sz w:val="22"/>
               </w:rPr>
-              <w:lastRenderedPageBreak/>
               <w:t>Tailwind CSS</w:t>
             </w:r>
           </w:p>
